--- a/revision-adc/pagina-de-titulo.docx
+++ b/revision-adc/pagina-de-titulo.docx
@@ -26,7 +26,7 @@
         <w:t xml:space="preserve"> </w:t>
       </w:r>
       <w:r>
-        <w:t xml:space="preserve">From social media to generative artificial intelligence: A scoping review of critical digital literacy in formal education, 2016–2026</w:t>
+        <w:t xml:space="preserve">Critical digital literacy in formal education, 2016–2026: A scoping review of research growth, objects of critique and the rise of generative artificial intelligence</w:t>
       </w:r>
     </w:p>
     <w:p>
@@ -116,7 +116,7 @@
         <w:t xml:space="preserve"> </w:t>
       </w:r>
       <w:r>
-        <w:t xml:space="preserve">Seven tables and five figures in the main text; three tables in Appendix A. Supplementary file S1 lists the 135 included studies with their coding; S2 sets out the screening of all 469 records; S3 is the PRISMA-ScR checklist. The figures and tables are also supplied as an editable Excel workbook.</w:t>
+        <w:t xml:space="preserve">Seven tables and five figures in the main text; three tables in Appendix A. Supplementary file S1 lists the 135 included studies with their coding; S2 sets out the screening of all 469 records; S3 is the PRISMA-ScR checklist; S4 is the codebook for the full-text validation and S5 the reviewers’ coding of the 40 sampled studies. The figures and tables are also supplied as an editable Excel workbook.</w:t>
       </w:r>
     </w:p>
     <w:bookmarkStart w:id="20" w:name="declarations"/>

--- a/revision-adc/pagina-de-titulo.docx
+++ b/revision-adc/pagina-de-titulo.docx
@@ -98,7 +98,7 @@
         <w:t xml:space="preserve"> </w:t>
       </w:r>
       <w:r>
-        <w:t xml:space="preserve">Abstract: 247. Context and implications: 108. Main text, including tables, figure notes and end statements: about 6,600. References: 76 entries, about 2,200 words. Appendix A: about 950. Total, including references: about 10,000 words.</w:t>
+        <w:t xml:space="preserve">Abstract: 239. Context and implications: 114. Main text, including tables, figure notes and end statements: about 9,950. References: 79 entries, about 2,300 words. Appendix A: about 1,100. Total, including references: about 13,800 words.</w:t>
       </w:r>
     </w:p>
     <w:p>
@@ -116,7 +116,7 @@
         <w:t xml:space="preserve"> </w:t>
       </w:r>
       <w:r>
-        <w:t xml:space="preserve">Seven tables and five figures in the main text; three tables in Appendix A. Supplementary file S1 lists the 135 included studies with their coding; S2 sets out the screening of all 469 records; S3 is the PRISMA-ScR checklist; S4 is the codebook for the full-text validation and S5 the reviewers’ coding of the 40 sampled studies. The figures and tables are also supplied as an editable Excel workbook.</w:t>
+        <w:t xml:space="preserve">Eight tables and five figures in the main text; the search string and two tables in Appendix A. Supplementary file S1 lists the 135 included studies with their coding; S2 sets out the screening of all 469 records; S3 is the PRISMA-ScR checklist; S4 is the codebook for the full-text validation and S5 the full-text coding of the 38 studies read, with the quotations that support each code. The figures and tables are also supplied as an editable Excel workbook.</w:t>
       </w:r>
     </w:p>
     <w:bookmarkStart w:id="20" w:name="declarations"/>
@@ -233,7 +233,7 @@
         <w:t xml:space="preserve"> </w:t>
       </w:r>
       <w:r>
-        <w:t xml:space="preserve">The search string, the 469 records, both screening passes, the adjudication, the coding of the included studies and the Python code that produces them are available at [repository with DOI, for example Zenodo or OSF].</w:t>
+        <w:t xml:space="preserve">The search string, the 469 records, both screening passes, the adjudication, the coding of the included studies, the full-text validation and the Python code that produces them are available at [repository with DOI, for example Zenodo or OSF].</w:t>
       </w:r>
     </w:p>
     <w:p>
@@ -251,7 +251,7 @@
         <w:t xml:space="preserve"> </w:t>
       </w:r>
       <w:r>
-        <w:t xml:space="preserve">A large language model (Claude, Anthropic) was used for study design (drafting the search string and the screening and coding procedures), data collection (running the Scopus queries through the Scopus APIs), literature review (proposing the title-screening decisions of pass 1 and drafting the dictionaries for pass 2 and for coding), data analysis (writing the Python code for screening, coding and the statistical tests), figure creation (drawing Figures 1–5 and building the tables) and writing assistance (drafting and revising the manuscript). It was also used to check the references against Crossref, OpenAlex and ORCID records. A second, human reviewer read the abstracts of 169 records to verify the screening. The author checked the decisions, the analyses, the references and the text, and takes full responsibility for the content. The same declaration appears at the end of the manuscript.</w:t>
+        <w:t xml:space="preserve">A large language model (Claude, Anthropic) was used for study design (drafting the search string and the screening and coding procedures), data collection (running the Scopus queries through the Scopus APIs and retrieving the open-access full texts of the validation sample), literature review (proposing the title-screening decisions of pass 1, drafting the dictionaries for pass 2 and for coding, and coding the full texts of the validation sample with the codebook, recording a supporting quotation and page for each code), data analysis (writing the Python code for screening, coding and the statistical tests), figure creation (drawing Figures 1–5 and building the tables) and writing assistance (drafting and revising the manuscript). It was also used to check the references against Crossref, OpenAlex and ORCID records. A second, human reviewer read the abstracts of 169 records to verify the screening. No second person coded the full texts. The author checked the decisions, the analyses, the references and the text, and takes full responsibility for the content. The same declaration appears at the end of the manuscript.</w:t>
       </w:r>
     </w:p>
     <w:p>

--- a/revision-adc/pagina-de-titulo.docx
+++ b/revision-adc/pagina-de-titulo.docx
@@ -62,7 +62,7 @@
         <w:t xml:space="preserve"> </w:t>
       </w:r>
       <w:r>
-        <w:t xml:space="preserve">Gustavo Herrera Urízar, [department, institution, city, country]. ORCID: [0000-0000-0000-0000]. Corresponding author, who will check the proofs: [institutional email], [full postal address].</w:t>
+        <w:t xml:space="preserve">Gustavo Herrera Urízar, Universitat de Barcelona, Barcelona, Spain. Corresponding author, who will check the proofs: guga.herrera@gmail.com; Universitat de Barcelona, Gran Via de les Corts Catalanes 585, 08007 Barcelona, Spain.</w:t>
       </w:r>
     </w:p>
     <w:p>
@@ -143,7 +143,7 @@
         <w:t xml:space="preserve"> </w:t>
       </w:r>
       <w:r>
-        <w:t xml:space="preserve">[State the funding, or: This research received no specific grant from any funding agency in the public, commercial or not-for-profit sectors.]</w:t>
+        <w:t xml:space="preserve">This research received no specific grant from any funding agency in the public, commercial or not-for-profit sectors.</w:t>
       </w:r>
     </w:p>
     <w:p>
@@ -233,7 +233,7 @@
         <w:t xml:space="preserve"> </w:t>
       </w:r>
       <w:r>
-        <w:t xml:space="preserve">The search string, the 469 records, both screening passes, the adjudication, the coding of the included studies, the full-text validation and the Python code that produces them are available at [repository with DOI, for example Zenodo or OSF].</w:t>
+        <w:t xml:space="preserve">The search string, the 469 records, both screening passes, the adjudication, the coding of the included studies, the full-text validation and the Python code that produces them are openly available at https://github.com/gustavoh13/Proyecto1/tree/claude/elegant-brahmagupta-rcx7ac/revision-adc and will be archived with a DOI on acceptance.</w:t>
       </w:r>
     </w:p>
     <w:p>
@@ -287,7 +287,7 @@
         <w:t xml:space="preserve"> </w:t>
       </w:r>
       <w:r>
-        <w:t xml:space="preserve">The author thanks [name of the second reviewer] for reading the abstracts of 169 records to verify the screening.</w:t>
+        <w:t xml:space="preserve">The author thanks the colleague who acted as second reviewer for reading the abstracts of 169 records to verify the screening.</w:t>
       </w:r>
     </w:p>
     <w:bookmarkEnd w:id="20"/>

--- a/revision-adc/pagina-de-titulo.docx
+++ b/revision-adc/pagina-de-titulo.docx
@@ -62,7 +62,7 @@
         <w:t xml:space="preserve"> </w:t>
       </w:r>
       <w:r>
-        <w:t xml:space="preserve">Gustavo Herrera Urízar, Universitat de Barcelona, Barcelona, Spain. Corresponding author, who will check the proofs: guga.herrera@gmail.com; Universitat de Barcelona, Gran Via de les Corts Catalanes 585, 08007 Barcelona, Spain.</w:t>
+        <w:t xml:space="preserve">Gustavo Herrera Urízar, Universitat de Barcelona, Barcelona, Spain. Corresponding author, who will check the proofs: gustavo.herrera@ub.edu; Universitat de Barcelona, Gran Via de les Corts Catalanes 585, 08007 Barcelona, Spain.</w:t>
       </w:r>
     </w:p>
     <w:p>
@@ -98,7 +98,7 @@
         <w:t xml:space="preserve"> </w:t>
       </w:r>
       <w:r>
-        <w:t xml:space="preserve">Abstract: 239. Context and implications: 114. Main text, including tables, figure notes and end statements: about 9,950. References: 79 entries, about 2,300 words. Appendix A: about 1,100. Total, including references: about 13,800 words.</w:t>
+        <w:t xml:space="preserve">Main text (Introduction to Conclusion), excluding the abstract, tables, figures and references: 8,817 words; with the end statements: 9,114. Abstract: 239. Context and implications: 114. Tables and table notes: about 2,450. References: 87 entries, about 2,650 words. Appendix A: about 1,100. Total, including all of the above: about 15,650 words.</w:t>
       </w:r>
     </w:p>
     <w:p>
